--- a/CNTT2_NMCNTT_SS5_Bài6.docx
+++ b/CNTT2_NMCNTT_SS5_Bài6.docx
@@ -153,25 +153,7 @@
               <w:t xml:space="preserve"> Smart-farm </w:t>
             </w:r>
             <w:r>
-              <w:t xml:space="preserve">gồm </w:t>
-            </w:r>
-            <w:r>
-              <w:t>bin</w:t>
-            </w:r>
-            <w:r>
-              <w:t xml:space="preserve">, </w:t>
-            </w:r>
-            <w:r>
-              <w:t>config</w:t>
-            </w:r>
-            <w:r>
-              <w:t xml:space="preserve">, </w:t>
-            </w:r>
-            <w:r>
-              <w:t>data</w:t>
-            </w:r>
-            <w:r>
-              <w:t xml:space="preserve"> trong 1 dòng.</w:t>
+              <w:t>gồm bin, config, data trong 1 dòng.</w:t>
             </w:r>
           </w:p>
           <w:p>
@@ -188,13 +170,7 @@
               <w:t>.evn</w:t>
             </w:r>
             <w:r>
-              <w:t xml:space="preserve"> trong thư mục </w:t>
-            </w:r>
-            <w:r>
-              <w:t>config</w:t>
-            </w:r>
-            <w:r>
-              <w:t xml:space="preserve"> </w:t>
+              <w:t xml:space="preserve"> trong thư mục config </w:t>
             </w:r>
           </w:p>
           <w:p>
@@ -202,10 +178,7 @@
               <w:pStyle w:val="NormalWeb"/>
             </w:pPr>
             <w:r>
-              <w:t xml:space="preserve">3. Sao chép và đổi tên đồng thời file </w:t>
-            </w:r>
-            <w:r>
-              <w:t>template</w:t>
+              <w:t>3. Sao chép và đổi tên đồng thời file template</w:t>
             </w:r>
             <w:r>
               <w:rPr>
@@ -214,10 +187,7 @@
               <w:t>.ps1</w:t>
             </w:r>
             <w:r>
-              <w:t xml:space="preserve"> thành </w:t>
-            </w:r>
-            <w:r>
-              <w:t>pump</w:t>
+              <w:t xml:space="preserve"> thành pump</w:t>
             </w:r>
             <w:r>
               <w:rPr>
@@ -226,10 +196,7 @@
               <w:t>_control.ps1</w:t>
             </w:r>
             <w:r>
-              <w:t xml:space="preserve"> vào thư mục </w:t>
-            </w:r>
-            <w:r>
-              <w:t>bin</w:t>
+              <w:t xml:space="preserve"> vào thư mục bin</w:t>
             </w:r>
             <w:r>
               <w:rPr>
@@ -373,6 +340,24 @@
     </w:p>
     <w:p>
       <w:pPr>
+        <w:pStyle w:val="NormalWeb"/>
+        <w:numPr>
+          <w:ilvl w:val="0"/>
+          <w:numId w:val="3"/>
+        </w:numPr>
+        <w:rPr>
+          <w:lang w:val="vi-VN"/>
+        </w:rPr>
+      </w:pPr>
+      <w:r>
+        <w:rPr>
+          <w:lang w:val="vi-VN"/>
+        </w:rPr>
+        <w:t>Từ thư mục home</w:t>
+      </w:r>
+    </w:p>
+    <w:p>
+      <w:pPr>
         <w:pStyle w:val="ListParagraph"/>
         <w:numPr>
           <w:ilvl w:val="0"/>
@@ -390,7 +375,7 @@
           <w:szCs w:val="30"/>
           <w:lang w:val="vi-VN"/>
         </w:rPr>
-        <w:t>Touch</w:t>
+        <w:t>Cd~</w:t>
       </w:r>
     </w:p>
     <w:p>
@@ -412,7 +397,7 @@
           <w:szCs w:val="30"/>
           <w:lang w:val="vi-VN"/>
         </w:rPr>
-        <w:t xml:space="preserve">Cp </w:t>
+        <w:t>Mkdir smart-farm/bin, smart-farm/config, smart-farm/data</w:t>
       </w:r>
     </w:p>
     <w:p>
@@ -424,6 +409,124 @@
           <w:lang w:val="vi-VN"/>
         </w:rPr>
       </w:pPr>
+    </w:p>
+    <w:p>
+      <w:pPr>
+        <w:rPr>
+          <w:sz w:val="30"/>
+          <w:szCs w:val="30"/>
+          <w:lang w:val="vi-VN"/>
+        </w:rPr>
+      </w:pPr>
+      <w:r>
+        <w:rPr>
+          <w:sz w:val="30"/>
+          <w:szCs w:val="30"/>
+          <w:lang w:val="vi-VN"/>
+        </w:rPr>
+        <w:t>b.       tạo file ẩn</w:t>
+      </w:r>
+    </w:p>
+    <w:p>
+      <w:pPr>
+        <w:rPr>
+          <w:sz w:val="30"/>
+          <w:szCs w:val="30"/>
+          <w:lang w:val="vi-VN"/>
+        </w:rPr>
+      </w:pPr>
+      <w:r>
+        <w:rPr>
+          <w:sz w:val="30"/>
+          <w:szCs w:val="30"/>
+          <w:lang w:val="vi-VN"/>
+        </w:rPr>
+        <w:t xml:space="preserve">     - touch  /smart-farm/config/.env</w:t>
+      </w:r>
+    </w:p>
+    <w:p>
+      <w:pPr>
+        <w:rPr>
+          <w:sz w:val="30"/>
+          <w:szCs w:val="30"/>
+          <w:lang w:val="vi-VN"/>
+        </w:rPr>
+      </w:pPr>
+      <w:r>
+        <w:rPr>
+          <w:sz w:val="30"/>
+          <w:szCs w:val="30"/>
+          <w:lang w:val="vi-VN"/>
+        </w:rPr>
+        <w:t>c.      sao chép file mẫu và đổi tên</w:t>
+      </w:r>
+    </w:p>
+    <w:p>
+      <w:pPr>
+        <w:rPr>
+          <w:sz w:val="30"/>
+          <w:szCs w:val="30"/>
+          <w:lang w:val="vi-VN"/>
+        </w:rPr>
+      </w:pPr>
+      <w:r>
+        <w:rPr>
+          <w:sz w:val="30"/>
+          <w:szCs w:val="30"/>
+          <w:lang w:val="vi-VN"/>
+        </w:rPr>
+        <w:t xml:space="preserve">     - cp </w:t>
+      </w:r>
+      <w:r>
+        <w:rPr>
+          <w:sz w:val="30"/>
+          <w:szCs w:val="30"/>
+          <w:lang w:val="vi-VN"/>
+        </w:rPr>
+        <w:t>"Public\template.ps1"  "bin\pump_control.ps1"</w:t>
+      </w:r>
+      <w:r>
+        <w:rPr>
+          <w:sz w:val="30"/>
+          <w:szCs w:val="30"/>
+          <w:lang w:val="vi-VN"/>
+        </w:rPr>
+        <w:t>-Force</w:t>
+      </w:r>
+    </w:p>
+    <w:p>
+      <w:pPr>
+        <w:rPr>
+          <w:sz w:val="30"/>
+          <w:szCs w:val="30"/>
+          <w:lang w:val="vi-VN"/>
+        </w:rPr>
+      </w:pPr>
+      <w:r>
+        <w:rPr>
+          <w:sz w:val="30"/>
+          <w:szCs w:val="30"/>
+          <w:lang w:val="vi-VN"/>
+        </w:rPr>
+        <w:t>d.      liệt kê kiểm tra</w:t>
+      </w:r>
+    </w:p>
+    <w:p>
+      <w:pPr>
+        <w:rPr>
+          <w:sz w:val="30"/>
+          <w:szCs w:val="30"/>
+          <w:lang w:val="vi-VN"/>
+        </w:rPr>
+      </w:pPr>
+      <w:r>
+        <w:rPr>
+          <w:sz w:val="30"/>
+          <w:szCs w:val="30"/>
+          <w:lang w:val="vi-VN"/>
+        </w:rPr>
+        <w:t xml:space="preserve">     - ls</w:t>
+      </w:r>
     </w:p>
     <w:sectPr>
       <w:pgSz w:w="12240" w:h="15840"/>
@@ -699,11 +802,103 @@
       </w:rPr>
     </w:lvl>
   </w:abstractNum>
+  <w:abstractNum w:abstractNumId="2" w15:restartNumberingAfterBreak="0">
+    <w:nsid w:val="67416A0D"/>
+    <w:multiLevelType w:val="hybridMultilevel"/>
+    <w:tmpl w:val="C6542720"/>
+    <w:lvl w:ilvl="0" w:tplc="8892B574">
+      <w:start w:val="1"/>
+      <w:numFmt w:val="lowerLetter"/>
+      <w:lvlText w:val="%1."/>
+      <w:lvlJc w:val="left"/>
+      <w:pPr>
+        <w:ind w:left="800" w:hanging="440"/>
+      </w:pPr>
+      <w:rPr>
+        <w:rFonts w:hint="default"/>
+      </w:rPr>
+    </w:lvl>
+    <w:lvl w:ilvl="1" w:tplc="04090019" w:tentative="1">
+      <w:start w:val="1"/>
+      <w:numFmt w:val="lowerLetter"/>
+      <w:lvlText w:val="%2."/>
+      <w:lvlJc w:val="left"/>
+      <w:pPr>
+        <w:ind w:left="1440" w:hanging="360"/>
+      </w:pPr>
+    </w:lvl>
+    <w:lvl w:ilvl="2" w:tplc="0409001B" w:tentative="1">
+      <w:start w:val="1"/>
+      <w:numFmt w:val="lowerRoman"/>
+      <w:lvlText w:val="%3."/>
+      <w:lvlJc w:val="right"/>
+      <w:pPr>
+        <w:ind w:left="2160" w:hanging="180"/>
+      </w:pPr>
+    </w:lvl>
+    <w:lvl w:ilvl="3" w:tplc="0409000F" w:tentative="1">
+      <w:start w:val="1"/>
+      <w:numFmt w:val="decimal"/>
+      <w:lvlText w:val="%4."/>
+      <w:lvlJc w:val="left"/>
+      <w:pPr>
+        <w:ind w:left="2880" w:hanging="360"/>
+      </w:pPr>
+    </w:lvl>
+    <w:lvl w:ilvl="4" w:tplc="04090019" w:tentative="1">
+      <w:start w:val="1"/>
+      <w:numFmt w:val="lowerLetter"/>
+      <w:lvlText w:val="%5."/>
+      <w:lvlJc w:val="left"/>
+      <w:pPr>
+        <w:ind w:left="3600" w:hanging="360"/>
+      </w:pPr>
+    </w:lvl>
+    <w:lvl w:ilvl="5" w:tplc="0409001B" w:tentative="1">
+      <w:start w:val="1"/>
+      <w:numFmt w:val="lowerRoman"/>
+      <w:lvlText w:val="%6."/>
+      <w:lvlJc w:val="right"/>
+      <w:pPr>
+        <w:ind w:left="4320" w:hanging="180"/>
+      </w:pPr>
+    </w:lvl>
+    <w:lvl w:ilvl="6" w:tplc="0409000F" w:tentative="1">
+      <w:start w:val="1"/>
+      <w:numFmt w:val="decimal"/>
+      <w:lvlText w:val="%7."/>
+      <w:lvlJc w:val="left"/>
+      <w:pPr>
+        <w:ind w:left="5040" w:hanging="360"/>
+      </w:pPr>
+    </w:lvl>
+    <w:lvl w:ilvl="7" w:tplc="04090019" w:tentative="1">
+      <w:start w:val="1"/>
+      <w:numFmt w:val="lowerLetter"/>
+      <w:lvlText w:val="%8."/>
+      <w:lvlJc w:val="left"/>
+      <w:pPr>
+        <w:ind w:left="5760" w:hanging="360"/>
+      </w:pPr>
+    </w:lvl>
+    <w:lvl w:ilvl="8" w:tplc="0409001B" w:tentative="1">
+      <w:start w:val="1"/>
+      <w:numFmt w:val="lowerRoman"/>
+      <w:lvlText w:val="%9."/>
+      <w:lvlJc w:val="right"/>
+      <w:pPr>
+        <w:ind w:left="6480" w:hanging="180"/>
+      </w:pPr>
+    </w:lvl>
+  </w:abstractNum>
   <w:num w:numId="1" w16cid:durableId="12148070">
     <w:abstractNumId w:val="0"/>
   </w:num>
   <w:num w:numId="2" w16cid:durableId="1565482207">
     <w:abstractNumId w:val="1"/>
+  </w:num>
+  <w:num w:numId="3" w16cid:durableId="1496844656">
+    <w:abstractNumId w:val="2"/>
   </w:num>
 </w:numbering>
 </file>
